--- a/ru/wisdom-stories/it-wont-go-to-waste.docx
+++ b/ru/wisdom-stories/it-wont-go-to-waste.docx
@@ -3,63 +3,109 @@
 <w:document xmlns:wpc="http://schemas.microsoft.com/office/word/2010/wordprocessingCanvas" xmlns:mo="http://schemas.microsoft.com/office/mac/office/2008/main" xmlns:mc="http://schemas.openxmlformats.org/markup-compatibility/2006" xmlns:mv="urn:schemas-microsoft-com:mac:vml" xmlns:o="urn:schemas-microsoft-com:office:office" xmlns:r="http://schemas.openxmlformats.org/officeDocument/2006/relationships" xmlns:m="http://schemas.openxmlformats.org/officeDocument/2006/math" xmlns:v="urn:schemas-microsoft-com:vml" xmlns:wp14="http://schemas.microsoft.com/office/word/2010/wordprocessingDrawing" xmlns:wp="http://schemas.openxmlformats.org/drawingml/2006/wordprocessingDrawing" xmlns:w10="urn:schemas-microsoft-com:office:word" xmlns:w="http://schemas.openxmlformats.org/wordprocessingml/2006/main" xmlns:w14="http://schemas.microsoft.com/office/word/2010/wordml" xmlns:wpg="http://schemas.microsoft.com/office/word/2010/wordprocessingGroup" xmlns:wpi="http://schemas.microsoft.com/office/word/2010/wordprocessingInk" xmlns:wne="http://schemas.microsoft.com/office/word/2006/wordml" xmlns:wps="http://schemas.microsoft.com/office/word/2010/wordprocessingShape" mc:Ignorable="w14 wp14">
   <w:body>
     <w:p>
+      <w:pPr>
+        <w:pStyle w:val="Title"/>
+      </w:pPr>
       <w:r>
         <w:t>Не пропадёт даром</w:t>
       </w:r>
     </w:p>
     <w:p>
+      <w:pPr>
+        <w:spacing w:after="80"/>
+      </w:pPr>
       <w:r>
         <w:t>Доброта, совершённая от сердца,</w:t>
       </w:r>
     </w:p>
     <w:p>
+      <w:pPr>
+        <w:spacing w:after="80"/>
+      </w:pPr>
       <w:r>
         <w:t>поступок, замешанный на любви,</w:t>
       </w:r>
     </w:p>
     <w:p>
+      <w:pPr>
+        <w:spacing w:after="80"/>
+      </w:pPr>
       <w:r>
         <w:t>слово, сказанное искренне,</w:t>
       </w:r>
     </w:p>
     <w:p>
+      <w:pPr>
+        <w:spacing w:after="80"/>
+      </w:pPr>
       <w:r>
-        <w:t>поведение, облечённое в учтивость,</w:t>
+        <w:t>вежливость в обращении,</w:t>
       </w:r>
     </w:p>
     <w:p>
+      <w:pPr>
+        <w:spacing w:after="80"/>
+      </w:pPr>
       <w:r>
         <w:t>улыбка, окрашенная нежностью,</w:t>
       </w:r>
     </w:p>
     <w:p>
+      <w:pPr>
+        <w:spacing w:after="80"/>
+      </w:pPr>
       <w:r>
         <w:t>шаг, сделанный ради правды и справедливости,</w:t>
       </w:r>
     </w:p>
     <w:p>
+      <w:pPr>
+        <w:spacing w:after="80"/>
+      </w:pPr>
       <w:r>
         <w:t>уважение к нравственным ценностям —</w:t>
       </w:r>
     </w:p>
     <w:p>
+      <w:pPr>
+        <w:keepNext/>
+        <w:spacing w:after="80"/>
+      </w:pPr>
       <w:r>
-        <w:t>никогда не пропадает даром; освещая путь окружающих, оно также помогает и вашей жизни стать светлой, здоровой и прекрасной.</w:t>
+        <w:t>всё это не пропадает даром. Освещая путь другим, мы делаем светлее и собственную жизнь.</w:t>
       </w:r>
     </w:p>
     <w:p>
+      <w:pPr>
+        <w:keepNext/>
+        <w:keepLines/>
+        <w:spacing w:before="160"/>
+      </w:pPr>
       <w:r>
-        <w:t>Мораль: Доброта, слова и дела от сердца никогда не исчезают; они освещают путь другим и озаряют вашу жизнь.</w:t>
+        <w:rPr>
+          <w:b/>
+        </w:rPr>
+        <w:t>Мораль:</w:t>
+      </w:r>
+      <w:r>
+        <w:t xml:space="preserve"> Доброта, слова и дела от сердца никогда не исчезают; они освещают путь другим и озаряют вашу жизнь.</w:t>
       </w:r>
     </w:p>
     <w:p>
+      <w:pPr>
+        <w:spacing w:after="80"/>
+      </w:pPr>
       <w:r>
+        <w:rPr>
+          <w:i/>
+          <w:sz w:val="18"/>
+        </w:rPr>
         <w:t>История взята из открытых источников Интернета.</w:t>
       </w:r>
     </w:p>
     <w:sectPr>
-      <w:pgSz w:w="12240" w:h="15840"/>
-      <w:pgMar w:top="1440" w:right="1800" w:bottom="1440" w:left="1800" w:header="720" w:footer="720" w:gutter="0"/>
+      <w:pgSz w:w="11909" w:h="16834"/>
+      <w:pgMar w:top="1152" w:right="1224" w:bottom="1152" w:left="1224" w:header="720" w:footer="720" w:gutter="0"/>
       <w:cols w:space="720"/>
       <w:docGrid w:linePitch="360"/>
     </w:sectPr>
@@ -430,6 +476,16 @@
     <w:name w:val="Normal"/>
     <w:qFormat/>
     <w:rsid w:val="00FC693F"/>
+    <w:pPr>
+      <w:widowControl/>
+      <w:spacing w:after="120" w:line="269" w:lineRule="auto"/>
+    </w:pPr>
+    <w:rPr>
+      <w:rFonts w:ascii="Arial" w:hAnsi="Arial"/>
+      <w:color w:val="000000"/>
+      <w:sz w:val="22"/>
+      <w:lang w:val="ru-RU"/>
+    </w:rPr>
   </w:style>
   <w:style w:type="paragraph" w:styleId="Header">
     <w:name w:val="header"/>
@@ -772,18 +828,20 @@
     <w:qFormat/>
     <w:rsid w:val="00FC693F"/>
     <w:pPr>
+      <w:keepNext/>
       <w:pBdr>
         <w:bottom w:val="single" w:sz="8" w:space="4" w:color="4F81BD" w:themeColor="accent1"/>
       </w:pBdr>
-      <w:spacing w:after="300" w:line="240" w:lineRule="auto"/>
+      <w:spacing w:after="280" w:line="240" w:lineRule="auto"/>
       <w:contextualSpacing/>
     </w:pPr>
     <w:rPr>
-      <w:rFonts w:asciiTheme="majorHAnsi" w:eastAsiaTheme="majorEastAsia" w:hAnsiTheme="majorHAnsi" w:cstheme="majorBidi"/>
-      <w:color w:val="17365D" w:themeColor="text2" w:themeShade="BF"/>
+      <w:rFonts w:asciiTheme="majorHAnsi" w:eastAsiaTheme="majorEastAsia" w:hAnsiTheme="majorHAnsi" w:cstheme="majorBidi" w:ascii="Arial" w:hAnsi="Arial"/>
+      <w:b/>
+      <w:color w:val="000000"/>
       <w:spacing w:val="5"/>
       <w:kern w:val="28"/>
-      <w:sz w:val="52"/>
+      <w:sz w:val="34"/>
       <w:szCs w:val="52"/>
     </w:rPr>
   </w:style>

--- a/ru/wisdom-stories/it-wont-go-to-waste.docx
+++ b/ru/wisdom-stories/it-wont-go-to-waste.docx
@@ -72,7 +72,7 @@
         <w:spacing w:after="80"/>
       </w:pPr>
       <w:r>
-        <w:t>всё это не пропадает даром. Освещая путь другим, мы делаем светлее и собственную жизнь.</w:t>
+        <w:t>всё это не пропадает даром. Освещая путь другим, оно прибавляет и твоей жизни свет, здоровье и красоту.</w:t>
       </w:r>
     </w:p>
     <w:p>
@@ -85,11 +85,9 @@
         <w:rPr>
           <w:b/>
         </w:rPr>
-        <w:t>Мораль:</w:t>
+        <w:t>Мораль: Доброта, слова и дела от сердца никогда не исчезают; они освещают путь другим и озаряют вашу жизнь.</w:t>
       </w:r>
-      <w:r>
-        <w:t xml:space="preserve"> Доброта, слова и дела от сердца никогда не исчезают; они освещают путь другим и озаряют вашу жизнь.</w:t>
-      </w:r>
+      <w:r/>
     </w:p>
     <w:p>
       <w:pPr>
@@ -100,7 +98,7 @@
           <w:i/>
           <w:sz w:val="18"/>
         </w:rPr>
-        <w:t>История взята из открытых источников Интернета.</w:t>
+        <w:t>Рассказы взяты из открытых интернет-источников, а иллюстрации созданы с помощью ИИ.</w:t>
       </w:r>
     </w:p>
     <w:sectPr>
